--- a/doc/PowerWise_Testing_Instruction_Report.docx
+++ b/doc/PowerWise_Testing_Instruction_Report.docx
@@ -5291,8 +5291,89 @@
         </w:drawing>
       </w:r>
     </w:p>
+    <w:p/>
+    <w:p>
+      <w:r>
+        <w:drawing>
+          <wp:inline distT="0" distB="0" distL="0" distR="0" wp14:anchorId="6F25C807" wp14:editId="37DB1A8C">
+            <wp:extent cx="5731510" cy="1431290"/>
+            <wp:effectExtent l="0" t="0" r="2540" b="0"/>
+            <wp:docPr id="1118409467" name="Picture 1"/>
+            <wp:cNvGraphicFramePr>
+              <a:graphicFrameLocks xmlns:a="http://schemas.openxmlformats.org/drawingml/2006/main" noChangeAspect="1"/>
+            </wp:cNvGraphicFramePr>
+            <a:graphic xmlns:a="http://schemas.openxmlformats.org/drawingml/2006/main">
+              <a:graphicData uri="http://schemas.openxmlformats.org/drawingml/2006/picture">
+                <pic:pic xmlns:pic="http://schemas.openxmlformats.org/drawingml/2006/picture">
+                  <pic:nvPicPr>
+                    <pic:cNvPr id="1118409467" name=""/>
+                    <pic:cNvPicPr/>
+                  </pic:nvPicPr>
+                  <pic:blipFill>
+                    <a:blip r:embed="rId9"/>
+                    <a:stretch>
+                      <a:fillRect/>
+                    </a:stretch>
+                  </pic:blipFill>
+                  <pic:spPr>
+                    <a:xfrm>
+                      <a:off x="0" y="0"/>
+                      <a:ext cx="5731510" cy="1431290"/>
+                    </a:xfrm>
+                    <a:prstGeom prst="rect">
+                      <a:avLst/>
+                    </a:prstGeom>
+                  </pic:spPr>
+                </pic:pic>
+              </a:graphicData>
+            </a:graphic>
+          </wp:inline>
+        </w:drawing>
+      </w:r>
+    </w:p>
+    <w:p/>
+    <w:p>
+      <w:r>
+        <w:lastRenderedPageBreak/>
+        <w:drawing>
+          <wp:inline distT="0" distB="0" distL="0" distR="0" wp14:anchorId="798454A5" wp14:editId="4CEB0904">
+            <wp:extent cx="5731510" cy="6783070"/>
+            <wp:effectExtent l="0" t="0" r="2540" b="0"/>
+            <wp:docPr id="134996419" name="Picture 1"/>
+            <wp:cNvGraphicFramePr>
+              <a:graphicFrameLocks xmlns:a="http://schemas.openxmlformats.org/drawingml/2006/main" noChangeAspect="1"/>
+            </wp:cNvGraphicFramePr>
+            <a:graphic xmlns:a="http://schemas.openxmlformats.org/drawingml/2006/main">
+              <a:graphicData uri="http://schemas.openxmlformats.org/drawingml/2006/picture">
+                <pic:pic xmlns:pic="http://schemas.openxmlformats.org/drawingml/2006/picture">
+                  <pic:nvPicPr>
+                    <pic:cNvPr id="134996419" name=""/>
+                    <pic:cNvPicPr/>
+                  </pic:nvPicPr>
+                  <pic:blipFill>
+                    <a:blip r:embed="rId10"/>
+                    <a:stretch>
+                      <a:fillRect/>
+                    </a:stretch>
+                  </pic:blipFill>
+                  <pic:spPr>
+                    <a:xfrm>
+                      <a:off x="0" y="0"/>
+                      <a:ext cx="5731510" cy="6783070"/>
+                    </a:xfrm>
+                    <a:prstGeom prst="rect">
+                      <a:avLst/>
+                    </a:prstGeom>
+                  </pic:spPr>
+                </pic:pic>
+              </a:graphicData>
+            </a:graphic>
+          </wp:inline>
+        </w:drawing>
+      </w:r>
+    </w:p>
     <w:sectPr>
-      <w:footerReference w:type="default" r:id="rId9"/>
+      <w:footerReference w:type="default" r:id="rId11"/>
       <w:pgSz w:w="11906" w:h="16838" w:code="9"/>
       <w:pgMar w:top="540" w:right="1440" w:bottom="1440" w:left="1440" w:header="708" w:footer="708" w:gutter="0"/>
       <w:cols w:space="720"/>

--- a/doc/PowerWise_Testing_Instruction_Report.docx
+++ b/doc/PowerWise_Testing_Instruction_Report.docx
@@ -608,7 +608,16 @@
           <w:sz w:val="20"/>
           <w:szCs w:val="20"/>
         </w:rPr>
-        <w:t>git clone https://github.com/&lt;your-org&gt;/powerwise.git</w:t>
+        <w:t xml:space="preserve">git clone </w:t>
+      </w:r>
+      <w:r>
+        <w:rPr>
+          <w:rFonts w:ascii="Courier New" w:eastAsia="Courier New" w:hAnsi="Courier New" w:cs="Courier New"/>
+          <w:color w:val="1A1A1A"/>
+          <w:sz w:val="20"/>
+          <w:szCs w:val="20"/>
+        </w:rPr>
+        <w:t>https://github.com/kavishkasandaruwan2002/PowerWise.git</w:t>
       </w:r>
     </w:p>
     <w:p>
@@ -5202,18 +5211,15 @@
       </w:pPr>
       <w:r>
         <w:lastRenderedPageBreak/>
-        <w:t>8</w:t>
-      </w:r>
-      <w:r>
-        <w:t xml:space="preserve">. </w:t>
-      </w:r>
-      <w:r>
-        <w:t>Screenshots</w:t>
+        <w:t>8. Screenshots</w:t>
       </w:r>
     </w:p>
     <w:p/>
     <w:p>
       <w:r>
+        <w:rPr>
+          <w:noProof/>
+        </w:rPr>
         <w:drawing>
           <wp:inline distT="0" distB="0" distL="0" distR="0" wp14:anchorId="5E3D9242" wp14:editId="6BD1BCD1">
             <wp:extent cx="5731510" cy="2136140"/>
@@ -5254,6 +5260,9 @@
     <w:p/>
     <w:p>
       <w:r>
+        <w:rPr>
+          <w:noProof/>
+        </w:rPr>
         <w:drawing>
           <wp:inline distT="0" distB="0" distL="0" distR="0" wp14:anchorId="1B8193BE" wp14:editId="537990AF">
             <wp:extent cx="5731510" cy="1334770"/>
@@ -5294,6 +5303,9 @@
     <w:p/>
     <w:p>
       <w:r>
+        <w:rPr>
+          <w:noProof/>
+        </w:rPr>
         <w:drawing>
           <wp:inline distT="0" distB="0" distL="0" distR="0" wp14:anchorId="6F25C807" wp14:editId="37DB1A8C">
             <wp:extent cx="5731510" cy="1431290"/>
@@ -5334,6 +5346,9 @@
     <w:p/>
     <w:p>
       <w:r>
+        <w:rPr>
+          <w:noProof/>
+        </w:rPr>
         <w:lastRenderedPageBreak/>
         <w:drawing>
           <wp:inline distT="0" distB="0" distL="0" distR="0" wp14:anchorId="798454A5" wp14:editId="4CEB0904">
